--- a/Lab5/pzpi-23-3-dolzhenkova-daria-lab5.docx
+++ b/Lab5/pzpi-23-3-dolzhenkova-daria-lab5.docx
@@ -2351,6 +2351,7 @@
         <w:rPr>
           <w:b/>
           <w:bCs/>
+          <w:lang w:val="en-US"/>
         </w:rPr>
       </w:pPr>
       <w:r>
@@ -2367,6 +2368,40 @@
           <w:bCs/>
         </w:rPr>
         <w:t>Б</w:t>
+      </w:r>
+    </w:p>
+    <w:p>
+      <w:pPr>
+        <w:pStyle w:val="11"/>
+        <w:ind w:firstLine="0"/>
+        <w:rPr>
+          <w:b/>
+          <w:bCs/>
+          <w:lang w:val="en-US"/>
+        </w:rPr>
+      </w:pPr>
+    </w:p>
+    <w:p>
+      <w:pPr>
+        <w:pStyle w:val="11"/>
+        <w:jc w:val="left"/>
+        <w:rPr>
+          <w:lang w:val="ru-RU"/>
+        </w:rPr>
+      </w:pPr>
+      <w:proofErr w:type="spellStart"/>
+      <w:r>
+        <w:t>GitHub</w:t>
+      </w:r>
+      <w:proofErr w:type="spellEnd"/>
+      <w:r>
+        <w:t xml:space="preserve"> репозиторій: https://github.com/NureDolzhenkovaDaria/ark-pzpi-23-3-dolzhenkova-daria/tree/main/Lab</w:t>
+      </w:r>
+      <w:r>
+        <w:rPr>
+          <w:lang w:val="ru-RU"/>
+        </w:rPr>
+        <w:t>5</w:t>
       </w:r>
     </w:p>
     <w:p>
